--- a/resources/template/surat_konfirmasi_perpanjangan_sewa.docx
+++ b/resources/template/surat_konfirmasi_perpanjangan_sewa.docx
@@ -817,34 +817,7 @@
           <w:szCs w:val="24"/>
           <w:lang w:val="en-US"/>
         </w:rPr>
-        <w:t>${NOMOR_PERJANJIAN_SEWA_LAMA_</w:t>
-      </w:r>
-      <w:r>
-        <w:rPr>
-          <w:rFonts w:ascii="Arial" w:hAnsi="Arial" w:cs="Arial"/>
-          <w:sz w:val="24"/>
-          <w:szCs w:val="24"/>
-          <w:lang w:val="en-US"/>
-        </w:rPr>
-        <w:t>MITRA</w:t>
-      </w:r>
-      <w:r>
-        <w:rPr>
-          <w:rFonts w:ascii="Arial" w:hAnsi="Arial" w:cs="Arial"/>
-          <w:sz w:val="24"/>
-          <w:szCs w:val="24"/>
-          <w:lang w:val="en-US"/>
-        </w:rPr>
-        <w:t>}</w:t>
-      </w:r>
-      <w:r>
-        <w:rPr>
-          <w:rFonts w:ascii="Arial" w:hAnsi="Arial" w:cs="Arial"/>
-          <w:sz w:val="24"/>
-          <w:szCs w:val="24"/>
-          <w:lang w:val="en-US"/>
-        </w:rPr>
-        <w:t xml:space="preserve"> </w:t>
+        <w:t xml:space="preserve">${NOMOR_PERJANJIAN_SEWA_LAMA_MITRA} </w:t>
       </w:r>
       <w:r>
         <w:rPr>
@@ -1434,7 +1407,6 @@
         <w:t xml:space="preserve"> </w:t>
       </w:r>
       <w:proofErr w:type="spellStart"/>
-      <w:proofErr w:type="gramStart"/>
       <w:r>
         <w:rPr>
           <w:rFonts w:ascii="Arial" w:hAnsi="Arial" w:cs="Arial"/>
@@ -1454,7 +1426,6 @@
         </w:rPr>
         <w:t>;</w:t>
       </w:r>
-      <w:proofErr w:type="gramEnd"/>
     </w:p>
     <w:p>
       <w:pPr>
@@ -2192,7 +2163,14 @@
           <w:rFonts w:ascii="Arial" w:hAnsi="Arial" w:cs="Arial"/>
           <w:color w:val="000000"/>
         </w:rPr>
-        <w:t>Pelayanan</w:t>
+        <w:t>p</w:t>
+      </w:r>
+      <w:r>
+        <w:rPr>
+          <w:rFonts w:ascii="Arial" w:hAnsi="Arial" w:cs="Arial"/>
+          <w:color w:val="000000"/>
+        </w:rPr>
+        <w:t>elayanan</w:t>
       </w:r>
       <w:proofErr w:type="spellEnd"/>
       <w:r>
@@ -7936,6 +7914,7 @@
   <w:style w:type="character" w:default="1" w:styleId="DefaultParagraphFont">
     <w:name w:val="Default Paragraph Font"/>
     <w:uiPriority w:val="1"/>
+    <w:semiHidden/>
     <w:unhideWhenUsed/>
   </w:style>
   <w:style w:type="table" w:default="1" w:styleId="TableNormal">
